--- a/clients/technijian/meraki/reports/Technijian Inc - Meraki Monthly Activity - 2026-02.docx
+++ b/clients/technijian/meraki/reports/Technijian Inc - Meraki Monthly Activity - 2026-02.docx
@@ -4363,9 +4363,1354 @@
           <w:color w:val="59595B"/>
           <w:sz w:val="22"/>
         </w:rPr>
-        <w:t>Full configuration snapshot of firewall rules, VLANs, port-forwarding, wireless SSIDs, and site-to-site VPN per network. Values reflect the most recent configuration pull.</w:t>
+        <w:t>Full configuration snapshot of WAN interfaces, firewall rules, VLANs, port-forwarding, wireless SSIDs, and site-to-site VPN per network. Values reflect the most recent configuration pull.</w:t>
       </w:r>
     </w:p>
+    <w:p>
+      <w:pPr>
+        <w:spacing w:after="160"/>
+      </w:pPr>
+      <w:r>
+        <w:rPr>
+          <w:rFonts w:ascii="Open Sans" w:hAnsi="Open Sans"/>
+          <w:b/>
+          <w:i w:val="0"/>
+          <w:color w:val="59595B"/>
+          <w:sz w:val="22"/>
+        </w:rPr>
+        <w:t>WAN Interface Configuration:</w:t>
+      </w:r>
+    </w:p>
+    <w:tbl>
+      <w:tblPr>
+        <w:tblW w:type="auto" w:w="0"/>
+        <w:tblLayout w:type="fixed"/>
+        <w:tblLook w:firstColumn="1" w:firstRow="1" w:lastColumn="0" w:lastRow="0" w:noHBand="0" w:noVBand="1" w:val="04A0"/>
+      </w:tblPr>
+      <w:tblGrid>
+        <w:gridCol w:w="1337"/>
+        <w:gridCol w:w="1337"/>
+        <w:gridCol w:w="1337"/>
+        <w:gridCol w:w="1337"/>
+        <w:gridCol w:w="1337"/>
+        <w:gridCol w:w="1337"/>
+        <w:gridCol w:w="1337"/>
+      </w:tblGrid>
+      <w:tr>
+        <w:tc>
+          <w:tcPr>
+            <w:tcW w:type="dxa" w:w="1728"/>
+            <w:shd w:val="clear" w:color="auto" w:fill="006DB6"/>
+            <w:tcBorders>
+              <w:top w:val="single" w:sz="4" w:color="E9ECEF"/>
+              <w:left w:val="single" w:sz="4" w:color="E9ECEF"/>
+              <w:bottom w:val="single" w:sz="4" w:color="E9ECEF"/>
+              <w:right w:val="single" w:sz="4" w:color="E9ECEF"/>
+            </w:tcBorders>
+          </w:tcPr>
+          <w:p>
+            <w:pPr>
+              <w:spacing w:before="40" w:after="40"/>
+            </w:pPr>
+            <w:r>
+              <w:rPr>
+                <w:rFonts w:ascii="Open Sans" w:hAnsi="Open Sans"/>
+                <w:b/>
+                <w:i w:val="0"/>
+                <w:color w:val="FFFFFF"/>
+                <w:sz w:val="20"/>
+              </w:rPr>
+              <w:t>Device</w:t>
+            </w:r>
+          </w:p>
+        </w:tc>
+        <w:tc>
+          <w:tcPr>
+            <w:tcW w:type="dxa" w:w="1296"/>
+            <w:shd w:val="clear" w:color="auto" w:fill="006DB6"/>
+            <w:tcBorders>
+              <w:top w:val="single" w:sz="4" w:color="E9ECEF"/>
+              <w:left w:val="single" w:sz="4" w:color="E9ECEF"/>
+              <w:bottom w:val="single" w:sz="4" w:color="E9ECEF"/>
+              <w:right w:val="single" w:sz="4" w:color="E9ECEF"/>
+            </w:tcBorders>
+          </w:tcPr>
+          <w:p>
+            <w:pPr>
+              <w:spacing w:before="40" w:after="40"/>
+            </w:pPr>
+            <w:r>
+              <w:rPr>
+                <w:rFonts w:ascii="Open Sans" w:hAnsi="Open Sans"/>
+                <w:b/>
+                <w:i w:val="0"/>
+                <w:color w:val="FFFFFF"/>
+                <w:sz w:val="20"/>
+              </w:rPr>
+              <w:t>Network</w:t>
+            </w:r>
+          </w:p>
+        </w:tc>
+        <w:tc>
+          <w:tcPr>
+            <w:tcW w:type="dxa" w:w="1080"/>
+            <w:shd w:val="clear" w:color="auto" w:fill="006DB6"/>
+            <w:tcBorders>
+              <w:top w:val="single" w:sz="4" w:color="E9ECEF"/>
+              <w:left w:val="single" w:sz="4" w:color="E9ECEF"/>
+              <w:bottom w:val="single" w:sz="4" w:color="E9ECEF"/>
+              <w:right w:val="single" w:sz="4" w:color="E9ECEF"/>
+            </w:tcBorders>
+          </w:tcPr>
+          <w:p>
+            <w:pPr>
+              <w:spacing w:before="40" w:after="40"/>
+            </w:pPr>
+            <w:r>
+              <w:rPr>
+                <w:rFonts w:ascii="Open Sans" w:hAnsi="Open Sans"/>
+                <w:b/>
+                <w:i w:val="0"/>
+                <w:color w:val="FFFFFF"/>
+                <w:sz w:val="20"/>
+              </w:rPr>
+              <w:t>Interface</w:t>
+            </w:r>
+          </w:p>
+        </w:tc>
+        <w:tc>
+          <w:tcPr>
+            <w:tcW w:type="dxa" w:w="936"/>
+            <w:shd w:val="clear" w:color="auto" w:fill="006DB6"/>
+            <w:tcBorders>
+              <w:top w:val="single" w:sz="4" w:color="E9ECEF"/>
+              <w:left w:val="single" w:sz="4" w:color="E9ECEF"/>
+              <w:bottom w:val="single" w:sz="4" w:color="E9ECEF"/>
+              <w:right w:val="single" w:sz="4" w:color="E9ECEF"/>
+            </w:tcBorders>
+          </w:tcPr>
+          <w:p>
+            <w:pPr>
+              <w:spacing w:before="40" w:after="40"/>
+            </w:pPr>
+            <w:r>
+              <w:rPr>
+                <w:rFonts w:ascii="Open Sans" w:hAnsi="Open Sans"/>
+                <w:b/>
+                <w:i w:val="0"/>
+                <w:color w:val="FFFFFF"/>
+                <w:sz w:val="20"/>
+              </w:rPr>
+              <w:t>Mode</w:t>
+            </w:r>
+          </w:p>
+        </w:tc>
+        <w:tc>
+          <w:tcPr>
+            <w:tcW w:type="dxa" w:w="1728"/>
+            <w:shd w:val="clear" w:color="auto" w:fill="006DB6"/>
+            <w:tcBorders>
+              <w:top w:val="single" w:sz="4" w:color="E9ECEF"/>
+              <w:left w:val="single" w:sz="4" w:color="E9ECEF"/>
+              <w:bottom w:val="single" w:sz="4" w:color="E9ECEF"/>
+              <w:right w:val="single" w:sz="4" w:color="E9ECEF"/>
+            </w:tcBorders>
+          </w:tcPr>
+          <w:p>
+            <w:pPr>
+              <w:spacing w:before="40" w:after="40"/>
+            </w:pPr>
+            <w:r>
+              <w:rPr>
+                <w:rFonts w:ascii="Open Sans" w:hAnsi="Open Sans"/>
+                <w:b/>
+                <w:i w:val="0"/>
+                <w:color w:val="FFFFFF"/>
+                <w:sz w:val="20"/>
+              </w:rPr>
+              <w:t>IP / Subnet</w:t>
+            </w:r>
+          </w:p>
+        </w:tc>
+        <w:tc>
+          <w:tcPr>
+            <w:tcW w:type="dxa" w:w="1584"/>
+            <w:shd w:val="clear" w:color="auto" w:fill="006DB6"/>
+            <w:tcBorders>
+              <w:top w:val="single" w:sz="4" w:color="E9ECEF"/>
+              <w:left w:val="single" w:sz="4" w:color="E9ECEF"/>
+              <w:bottom w:val="single" w:sz="4" w:color="E9ECEF"/>
+              <w:right w:val="single" w:sz="4" w:color="E9ECEF"/>
+            </w:tcBorders>
+          </w:tcPr>
+          <w:p>
+            <w:pPr>
+              <w:spacing w:before="40" w:after="40"/>
+            </w:pPr>
+            <w:r>
+              <w:rPr>
+                <w:rFonts w:ascii="Open Sans" w:hAnsi="Open Sans"/>
+                <w:b/>
+                <w:i w:val="0"/>
+                <w:color w:val="FFFFFF"/>
+                <w:sz w:val="20"/>
+              </w:rPr>
+              <w:t>Gateway</w:t>
+            </w:r>
+          </w:p>
+        </w:tc>
+        <w:tc>
+          <w:tcPr>
+            <w:tcW w:type="dxa" w:w="1008"/>
+            <w:shd w:val="clear" w:color="auto" w:fill="006DB6"/>
+            <w:tcBorders>
+              <w:top w:val="single" w:sz="4" w:color="E9ECEF"/>
+              <w:left w:val="single" w:sz="4" w:color="E9ECEF"/>
+              <w:bottom w:val="single" w:sz="4" w:color="E9ECEF"/>
+              <w:right w:val="single" w:sz="4" w:color="E9ECEF"/>
+            </w:tcBorders>
+          </w:tcPr>
+          <w:p>
+            <w:pPr>
+              <w:spacing w:before="40" w:after="40"/>
+            </w:pPr>
+            <w:r>
+              <w:rPr>
+                <w:rFonts w:ascii="Open Sans" w:hAnsi="Open Sans"/>
+                <w:b/>
+                <w:i w:val="0"/>
+                <w:color w:val="FFFFFF"/>
+                <w:sz w:val="20"/>
+              </w:rPr>
+              <w:t>DNS</w:t>
+            </w:r>
+          </w:p>
+        </w:tc>
+      </w:tr>
+      <w:tr>
+        <w:tc>
+          <w:tcPr>
+            <w:tcW w:type="dxa" w:w="1728"/>
+            <w:tcBorders>
+              <w:top w:val="single" w:sz="4" w:color="E9ECEF"/>
+              <w:left w:val="single" w:sz="4" w:color="E9ECEF"/>
+              <w:bottom w:val="single" w:sz="4" w:color="E9ECEF"/>
+              <w:right w:val="single" w:sz="4" w:color="E9ECEF"/>
+            </w:tcBorders>
+          </w:tcPr>
+          <w:p>
+            <w:pPr>
+              <w:spacing w:before="40" w:after="40"/>
+            </w:pPr>
+            <w:r>
+              <w:rPr>
+                <w:rFonts w:ascii="Open Sans" w:hAnsi="Open Sans"/>
+                <w:b w:val="0"/>
+                <w:i w:val="0"/>
+                <w:color w:val="59595B"/>
+                <w:sz w:val="19"/>
+              </w:rPr>
+              <w:t>TE-DC-FW-01 (Primary)</w:t>
+            </w:r>
+          </w:p>
+        </w:tc>
+        <w:tc>
+          <w:tcPr>
+            <w:tcW w:type="dxa" w:w="1296"/>
+            <w:tcBorders>
+              <w:top w:val="single" w:sz="4" w:color="E9ECEF"/>
+              <w:left w:val="single" w:sz="4" w:color="E9ECEF"/>
+              <w:bottom w:val="single" w:sz="4" w:color="E9ECEF"/>
+              <w:right w:val="single" w:sz="4" w:color="E9ECEF"/>
+            </w:tcBorders>
+          </w:tcPr>
+          <w:p>
+            <w:pPr>
+              <w:spacing w:before="40" w:after="40"/>
+            </w:pPr>
+            <w:r>
+              <w:rPr>
+                <w:rFonts w:ascii="Open Sans" w:hAnsi="Open Sans"/>
+                <w:b w:val="0"/>
+                <w:i w:val="0"/>
+                <w:color w:val="59595B"/>
+                <w:sz w:val="19"/>
+              </w:rPr>
+              <w:t>01-Technijian DC</w:t>
+            </w:r>
+          </w:p>
+        </w:tc>
+        <w:tc>
+          <w:tcPr>
+            <w:tcW w:type="dxa" w:w="1080"/>
+            <w:tcBorders>
+              <w:top w:val="single" w:sz="4" w:color="E9ECEF"/>
+              <w:left w:val="single" w:sz="4" w:color="E9ECEF"/>
+              <w:bottom w:val="single" w:sz="4" w:color="E9ECEF"/>
+              <w:right w:val="single" w:sz="4" w:color="E9ECEF"/>
+            </w:tcBorders>
+          </w:tcPr>
+          <w:p>
+            <w:pPr>
+              <w:spacing w:before="40" w:after="40"/>
+            </w:pPr>
+            <w:r>
+              <w:rPr>
+                <w:rFonts w:ascii="Open Sans" w:hAnsi="Open Sans"/>
+                <w:b w:val="0"/>
+                <w:i w:val="0"/>
+                <w:color w:val="59595B"/>
+                <w:sz w:val="19"/>
+              </w:rPr>
+              <w:t>WAN1</w:t>
+            </w:r>
+          </w:p>
+        </w:tc>
+        <w:tc>
+          <w:tcPr>
+            <w:tcW w:type="dxa" w:w="936"/>
+            <w:tcBorders>
+              <w:top w:val="single" w:sz="4" w:color="E9ECEF"/>
+              <w:left w:val="single" w:sz="4" w:color="E9ECEF"/>
+              <w:bottom w:val="single" w:sz="4" w:color="E9ECEF"/>
+              <w:right w:val="single" w:sz="4" w:color="E9ECEF"/>
+            </w:tcBorders>
+          </w:tcPr>
+          <w:p>
+            <w:pPr>
+              <w:spacing w:before="40" w:after="40"/>
+            </w:pPr>
+            <w:r>
+              <w:rPr>
+                <w:rFonts w:ascii="Open Sans" w:hAnsi="Open Sans"/>
+                <w:b w:val="0"/>
+                <w:i w:val="0"/>
+                <w:color w:val="59595B"/>
+                <w:sz w:val="19"/>
+              </w:rPr>
+              <w:t>Static</w:t>
+            </w:r>
+          </w:p>
+        </w:tc>
+        <w:tc>
+          <w:tcPr>
+            <w:tcW w:type="dxa" w:w="1728"/>
+            <w:tcBorders>
+              <w:top w:val="single" w:sz="4" w:color="E9ECEF"/>
+              <w:left w:val="single" w:sz="4" w:color="E9ECEF"/>
+              <w:bottom w:val="single" w:sz="4" w:color="E9ECEF"/>
+              <w:right w:val="single" w:sz="4" w:color="E9ECEF"/>
+            </w:tcBorders>
+          </w:tcPr>
+          <w:p>
+            <w:pPr>
+              <w:spacing w:before="40" w:after="40"/>
+            </w:pPr>
+            <w:r>
+              <w:rPr>
+                <w:rFonts w:ascii="Open Sans" w:hAnsi="Open Sans"/>
+                <w:b w:val="0"/>
+                <w:i w:val="0"/>
+                <w:color w:val="59595B"/>
+                <w:sz w:val="19"/>
+              </w:rPr>
+              <w:t>66.81.19.126/25</w:t>
+            </w:r>
+          </w:p>
+        </w:tc>
+        <w:tc>
+          <w:tcPr>
+            <w:tcW w:type="dxa" w:w="1584"/>
+            <w:tcBorders>
+              <w:top w:val="single" w:sz="4" w:color="E9ECEF"/>
+              <w:left w:val="single" w:sz="4" w:color="E9ECEF"/>
+              <w:bottom w:val="single" w:sz="4" w:color="E9ECEF"/>
+              <w:right w:val="single" w:sz="4" w:color="E9ECEF"/>
+            </w:tcBorders>
+          </w:tcPr>
+          <w:p>
+            <w:pPr>
+              <w:spacing w:before="40" w:after="40"/>
+            </w:pPr>
+            <w:r>
+              <w:rPr>
+                <w:rFonts w:ascii="Open Sans" w:hAnsi="Open Sans"/>
+                <w:b w:val="0"/>
+                <w:i w:val="0"/>
+                <w:color w:val="59595B"/>
+                <w:sz w:val="19"/>
+              </w:rPr>
+              <w:t>66.81.19.1</w:t>
+            </w:r>
+          </w:p>
+        </w:tc>
+        <w:tc>
+          <w:tcPr>
+            <w:tcW w:type="dxa" w:w="1008"/>
+            <w:tcBorders>
+              <w:top w:val="single" w:sz="4" w:color="E9ECEF"/>
+              <w:left w:val="single" w:sz="4" w:color="E9ECEF"/>
+              <w:bottom w:val="single" w:sz="4" w:color="E9ECEF"/>
+              <w:right w:val="single" w:sz="4" w:color="E9ECEF"/>
+            </w:tcBorders>
+          </w:tcPr>
+          <w:p>
+            <w:pPr>
+              <w:spacing w:before="40" w:after="40"/>
+            </w:pPr>
+            <w:r>
+              <w:rPr>
+                <w:rFonts w:ascii="Open Sans" w:hAnsi="Open Sans"/>
+                <w:b w:val="0"/>
+                <w:i w:val="0"/>
+                <w:color w:val="59595B"/>
+                <w:sz w:val="19"/>
+              </w:rPr>
+              <w:t>1.1.1.1 / 1.0.0.1</w:t>
+            </w:r>
+          </w:p>
+        </w:tc>
+      </w:tr>
+      <w:tr>
+        <w:tc>
+          <w:tcPr>
+            <w:tcW w:type="dxa" w:w="1728"/>
+            <w:shd w:val="clear" w:color="auto" w:fill="F8F9FA"/>
+            <w:tcBorders>
+              <w:top w:val="single" w:sz="4" w:color="E9ECEF"/>
+              <w:left w:val="single" w:sz="4" w:color="E9ECEF"/>
+              <w:bottom w:val="single" w:sz="4" w:color="E9ECEF"/>
+              <w:right w:val="single" w:sz="4" w:color="E9ECEF"/>
+            </w:tcBorders>
+          </w:tcPr>
+          <w:p>
+            <w:pPr>
+              <w:spacing w:before="40" w:after="40"/>
+            </w:pPr>
+            <w:r>
+              <w:rPr>
+                <w:rFonts w:ascii="Open Sans" w:hAnsi="Open Sans"/>
+                <w:b w:val="0"/>
+                <w:i w:val="0"/>
+                <w:color w:val="59595B"/>
+                <w:sz w:val="19"/>
+              </w:rPr>
+              <w:t>TE-DC-FW-01 (Secondary)</w:t>
+            </w:r>
+          </w:p>
+        </w:tc>
+        <w:tc>
+          <w:tcPr>
+            <w:tcW w:type="dxa" w:w="1296"/>
+            <w:shd w:val="clear" w:color="auto" w:fill="F8F9FA"/>
+            <w:tcBorders>
+              <w:top w:val="single" w:sz="4" w:color="E9ECEF"/>
+              <w:left w:val="single" w:sz="4" w:color="E9ECEF"/>
+              <w:bottom w:val="single" w:sz="4" w:color="E9ECEF"/>
+              <w:right w:val="single" w:sz="4" w:color="E9ECEF"/>
+            </w:tcBorders>
+          </w:tcPr>
+          <w:p>
+            <w:pPr>
+              <w:spacing w:before="40" w:after="40"/>
+            </w:pPr>
+            <w:r>
+              <w:rPr>
+                <w:rFonts w:ascii="Open Sans" w:hAnsi="Open Sans"/>
+                <w:b w:val="0"/>
+                <w:i w:val="0"/>
+                <w:color w:val="59595B"/>
+                <w:sz w:val="19"/>
+              </w:rPr>
+              <w:t>01-Technijian DC</w:t>
+            </w:r>
+          </w:p>
+        </w:tc>
+        <w:tc>
+          <w:tcPr>
+            <w:tcW w:type="dxa" w:w="1080"/>
+            <w:shd w:val="clear" w:color="auto" w:fill="F8F9FA"/>
+            <w:tcBorders>
+              <w:top w:val="single" w:sz="4" w:color="E9ECEF"/>
+              <w:left w:val="single" w:sz="4" w:color="E9ECEF"/>
+              <w:bottom w:val="single" w:sz="4" w:color="E9ECEF"/>
+              <w:right w:val="single" w:sz="4" w:color="E9ECEF"/>
+            </w:tcBorders>
+          </w:tcPr>
+          <w:p>
+            <w:pPr>
+              <w:spacing w:before="40" w:after="40"/>
+            </w:pPr>
+            <w:r>
+              <w:rPr>
+                <w:rFonts w:ascii="Open Sans" w:hAnsi="Open Sans"/>
+                <w:b w:val="0"/>
+                <w:i w:val="0"/>
+                <w:color w:val="59595B"/>
+                <w:sz w:val="19"/>
+              </w:rPr>
+              <w:t>WAN1</w:t>
+            </w:r>
+          </w:p>
+        </w:tc>
+        <w:tc>
+          <w:tcPr>
+            <w:tcW w:type="dxa" w:w="936"/>
+            <w:shd w:val="clear" w:color="auto" w:fill="F8F9FA"/>
+            <w:tcBorders>
+              <w:top w:val="single" w:sz="4" w:color="E9ECEF"/>
+              <w:left w:val="single" w:sz="4" w:color="E9ECEF"/>
+              <w:bottom w:val="single" w:sz="4" w:color="E9ECEF"/>
+              <w:right w:val="single" w:sz="4" w:color="E9ECEF"/>
+            </w:tcBorders>
+          </w:tcPr>
+          <w:p>
+            <w:pPr>
+              <w:spacing w:before="40" w:after="40"/>
+            </w:pPr>
+            <w:r>
+              <w:rPr>
+                <w:rFonts w:ascii="Open Sans" w:hAnsi="Open Sans"/>
+                <w:b w:val="0"/>
+                <w:i w:val="0"/>
+                <w:color w:val="59595B"/>
+                <w:sz w:val="19"/>
+              </w:rPr>
+              <w:t>Static</w:t>
+            </w:r>
+          </w:p>
+        </w:tc>
+        <w:tc>
+          <w:tcPr>
+            <w:tcW w:type="dxa" w:w="1728"/>
+            <w:shd w:val="clear" w:color="auto" w:fill="F8F9FA"/>
+            <w:tcBorders>
+              <w:top w:val="single" w:sz="4" w:color="E9ECEF"/>
+              <w:left w:val="single" w:sz="4" w:color="E9ECEF"/>
+              <w:bottom w:val="single" w:sz="4" w:color="E9ECEF"/>
+              <w:right w:val="single" w:sz="4" w:color="E9ECEF"/>
+            </w:tcBorders>
+          </w:tcPr>
+          <w:p>
+            <w:pPr>
+              <w:spacing w:before="40" w:after="40"/>
+            </w:pPr>
+            <w:r>
+              <w:rPr>
+                <w:rFonts w:ascii="Open Sans" w:hAnsi="Open Sans"/>
+                <w:b w:val="0"/>
+                <w:i w:val="0"/>
+                <w:color w:val="59595B"/>
+                <w:sz w:val="19"/>
+              </w:rPr>
+              <w:t>66.81.18.194/28</w:t>
+            </w:r>
+          </w:p>
+        </w:tc>
+        <w:tc>
+          <w:tcPr>
+            <w:tcW w:type="dxa" w:w="1584"/>
+            <w:shd w:val="clear" w:color="auto" w:fill="F8F9FA"/>
+            <w:tcBorders>
+              <w:top w:val="single" w:sz="4" w:color="E9ECEF"/>
+              <w:left w:val="single" w:sz="4" w:color="E9ECEF"/>
+              <w:bottom w:val="single" w:sz="4" w:color="E9ECEF"/>
+              <w:right w:val="single" w:sz="4" w:color="E9ECEF"/>
+            </w:tcBorders>
+          </w:tcPr>
+          <w:p>
+            <w:pPr>
+              <w:spacing w:before="40" w:after="40"/>
+            </w:pPr>
+            <w:r>
+              <w:rPr>
+                <w:rFonts w:ascii="Open Sans" w:hAnsi="Open Sans"/>
+                <w:b w:val="0"/>
+                <w:i w:val="0"/>
+                <w:color w:val="59595B"/>
+                <w:sz w:val="19"/>
+              </w:rPr>
+              <w:t>66.81.18.193</w:t>
+            </w:r>
+          </w:p>
+        </w:tc>
+        <w:tc>
+          <w:tcPr>
+            <w:tcW w:type="dxa" w:w="1008"/>
+            <w:shd w:val="clear" w:color="auto" w:fill="F8F9FA"/>
+            <w:tcBorders>
+              <w:top w:val="single" w:sz="4" w:color="E9ECEF"/>
+              <w:left w:val="single" w:sz="4" w:color="E9ECEF"/>
+              <w:bottom w:val="single" w:sz="4" w:color="E9ECEF"/>
+              <w:right w:val="single" w:sz="4" w:color="E9ECEF"/>
+            </w:tcBorders>
+          </w:tcPr>
+          <w:p>
+            <w:pPr>
+              <w:spacing w:before="40" w:after="40"/>
+            </w:pPr>
+            <w:r>
+              <w:rPr>
+                <w:rFonts w:ascii="Open Sans" w:hAnsi="Open Sans"/>
+                <w:b w:val="0"/>
+                <w:i w:val="0"/>
+                <w:color w:val="59595B"/>
+                <w:sz w:val="19"/>
+              </w:rPr>
+              <w:t>1.1.1.1 / 4.2.2.4</w:t>
+            </w:r>
+          </w:p>
+        </w:tc>
+      </w:tr>
+      <w:tr>
+        <w:tc>
+          <w:tcPr>
+            <w:tcW w:type="dxa" w:w="1728"/>
+            <w:tcBorders>
+              <w:top w:val="single" w:sz="4" w:color="E9ECEF"/>
+              <w:left w:val="single" w:sz="4" w:color="E9ECEF"/>
+              <w:bottom w:val="single" w:sz="4" w:color="E9ECEF"/>
+              <w:right w:val="single" w:sz="4" w:color="E9ECEF"/>
+            </w:tcBorders>
+          </w:tcPr>
+          <w:p>
+            <w:pPr>
+              <w:spacing w:before="40" w:after="40"/>
+            </w:pPr>
+            <w:r>
+              <w:rPr>
+                <w:rFonts w:ascii="Open Sans" w:hAnsi="Open Sans"/>
+                <w:b w:val="0"/>
+                <w:i w:val="0"/>
+                <w:color w:val="59595B"/>
+                <w:sz w:val="19"/>
+              </w:rPr>
+              <w:t>TE-LAB-FW-01</w:t>
+            </w:r>
+          </w:p>
+        </w:tc>
+        <w:tc>
+          <w:tcPr>
+            <w:tcW w:type="dxa" w:w="1296"/>
+            <w:tcBorders>
+              <w:top w:val="single" w:sz="4" w:color="E9ECEF"/>
+              <w:left w:val="single" w:sz="4" w:color="E9ECEF"/>
+              <w:bottom w:val="single" w:sz="4" w:color="E9ECEF"/>
+              <w:right w:val="single" w:sz="4" w:color="E9ECEF"/>
+            </w:tcBorders>
+          </w:tcPr>
+          <w:p>
+            <w:pPr>
+              <w:spacing w:before="40" w:after="40"/>
+            </w:pPr>
+            <w:r>
+              <w:rPr>
+                <w:rFonts w:ascii="Open Sans" w:hAnsi="Open Sans"/>
+                <w:b w:val="0"/>
+                <w:i w:val="0"/>
+                <w:color w:val="59595B"/>
+                <w:sz w:val="19"/>
+              </w:rPr>
+              <w:t>05-Technijian LAB</w:t>
+            </w:r>
+          </w:p>
+        </w:tc>
+        <w:tc>
+          <w:tcPr>
+            <w:tcW w:type="dxa" w:w="1080"/>
+            <w:tcBorders>
+              <w:top w:val="single" w:sz="4" w:color="E9ECEF"/>
+              <w:left w:val="single" w:sz="4" w:color="E9ECEF"/>
+              <w:bottom w:val="single" w:sz="4" w:color="E9ECEF"/>
+              <w:right w:val="single" w:sz="4" w:color="E9ECEF"/>
+            </w:tcBorders>
+          </w:tcPr>
+          <w:p>
+            <w:pPr>
+              <w:spacing w:before="40" w:after="40"/>
+            </w:pPr>
+            <w:r>
+              <w:rPr>
+                <w:rFonts w:ascii="Open Sans" w:hAnsi="Open Sans"/>
+                <w:b w:val="0"/>
+                <w:i w:val="0"/>
+                <w:color w:val="59595B"/>
+                <w:sz w:val="19"/>
+              </w:rPr>
+              <w:t>WAN1</w:t>
+            </w:r>
+          </w:p>
+        </w:tc>
+        <w:tc>
+          <w:tcPr>
+            <w:tcW w:type="dxa" w:w="936"/>
+            <w:tcBorders>
+              <w:top w:val="single" w:sz="4" w:color="E9ECEF"/>
+              <w:left w:val="single" w:sz="4" w:color="E9ECEF"/>
+              <w:bottom w:val="single" w:sz="4" w:color="E9ECEF"/>
+              <w:right w:val="single" w:sz="4" w:color="E9ECEF"/>
+            </w:tcBorders>
+          </w:tcPr>
+          <w:p>
+            <w:pPr>
+              <w:spacing w:before="40" w:after="40"/>
+            </w:pPr>
+            <w:r>
+              <w:rPr>
+                <w:rFonts w:ascii="Open Sans" w:hAnsi="Open Sans"/>
+                <w:b w:val="0"/>
+                <w:i w:val="0"/>
+                <w:color w:val="59595B"/>
+                <w:sz w:val="19"/>
+              </w:rPr>
+              <w:t>Static</w:t>
+            </w:r>
+          </w:p>
+        </w:tc>
+        <w:tc>
+          <w:tcPr>
+            <w:tcW w:type="dxa" w:w="1728"/>
+            <w:tcBorders>
+              <w:top w:val="single" w:sz="4" w:color="E9ECEF"/>
+              <w:left w:val="single" w:sz="4" w:color="E9ECEF"/>
+              <w:bottom w:val="single" w:sz="4" w:color="E9ECEF"/>
+              <w:right w:val="single" w:sz="4" w:color="E9ECEF"/>
+            </w:tcBorders>
+          </w:tcPr>
+          <w:p>
+            <w:pPr>
+              <w:spacing w:before="40" w:after="40"/>
+            </w:pPr>
+            <w:r>
+              <w:rPr>
+                <w:rFonts w:ascii="Open Sans" w:hAnsi="Open Sans"/>
+                <w:b w:val="0"/>
+                <w:i w:val="0"/>
+                <w:color w:val="59595B"/>
+                <w:sz w:val="19"/>
+              </w:rPr>
+              <w:t>10.120.50.109/24 (failed)</w:t>
+            </w:r>
+          </w:p>
+        </w:tc>
+        <w:tc>
+          <w:tcPr>
+            <w:tcW w:type="dxa" w:w="1584"/>
+            <w:tcBorders>
+              <w:top w:val="single" w:sz="4" w:color="E9ECEF"/>
+              <w:left w:val="single" w:sz="4" w:color="E9ECEF"/>
+              <w:bottom w:val="single" w:sz="4" w:color="E9ECEF"/>
+              <w:right w:val="single" w:sz="4" w:color="E9ECEF"/>
+            </w:tcBorders>
+          </w:tcPr>
+          <w:p>
+            <w:pPr>
+              <w:spacing w:before="40" w:after="40"/>
+            </w:pPr>
+            <w:r>
+              <w:rPr>
+                <w:rFonts w:ascii="Open Sans" w:hAnsi="Open Sans"/>
+                <w:b w:val="0"/>
+                <w:i w:val="0"/>
+                <w:color w:val="59595B"/>
+                <w:sz w:val="19"/>
+              </w:rPr>
+              <w:t>10.120.50.1</w:t>
+            </w:r>
+          </w:p>
+        </w:tc>
+        <w:tc>
+          <w:tcPr>
+            <w:tcW w:type="dxa" w:w="1008"/>
+            <w:tcBorders>
+              <w:top w:val="single" w:sz="4" w:color="E9ECEF"/>
+              <w:left w:val="single" w:sz="4" w:color="E9ECEF"/>
+              <w:bottom w:val="single" w:sz="4" w:color="E9ECEF"/>
+              <w:right w:val="single" w:sz="4" w:color="E9ECEF"/>
+            </w:tcBorders>
+          </w:tcPr>
+          <w:p>
+            <w:pPr>
+              <w:spacing w:before="40" w:after="40"/>
+            </w:pPr>
+            <w:r>
+              <w:rPr>
+                <w:rFonts w:ascii="Open Sans" w:hAnsi="Open Sans"/>
+                <w:b w:val="0"/>
+                <w:i w:val="0"/>
+                <w:color w:val="59595B"/>
+                <w:sz w:val="19"/>
+              </w:rPr>
+              <w:t>8.8.8.8 / 8.8.4.4</w:t>
+            </w:r>
+          </w:p>
+        </w:tc>
+      </w:tr>
+      <w:tr>
+        <w:tc>
+          <w:tcPr>
+            <w:tcW w:type="dxa" w:w="1728"/>
+            <w:shd w:val="clear" w:color="auto" w:fill="F8F9FA"/>
+            <w:tcBorders>
+              <w:top w:val="single" w:sz="4" w:color="E9ECEF"/>
+              <w:left w:val="single" w:sz="4" w:color="E9ECEF"/>
+              <w:bottom w:val="single" w:sz="4" w:color="E9ECEF"/>
+              <w:right w:val="single" w:sz="4" w:color="E9ECEF"/>
+            </w:tcBorders>
+          </w:tcPr>
+          <w:p>
+            <w:pPr>
+              <w:spacing w:before="40" w:after="40"/>
+            </w:pPr>
+            <w:r>
+              <w:rPr>
+                <w:rFonts w:ascii="Open Sans" w:hAnsi="Open Sans"/>
+                <w:b w:val="0"/>
+                <w:i w:val="0"/>
+                <w:color w:val="59595B"/>
+                <w:sz w:val="19"/>
+              </w:rPr>
+            </w:r>
+          </w:p>
+        </w:tc>
+        <w:tc>
+          <w:tcPr>
+            <w:tcW w:type="dxa" w:w="1296"/>
+            <w:shd w:val="clear" w:color="auto" w:fill="F8F9FA"/>
+            <w:tcBorders>
+              <w:top w:val="single" w:sz="4" w:color="E9ECEF"/>
+              <w:left w:val="single" w:sz="4" w:color="E9ECEF"/>
+              <w:bottom w:val="single" w:sz="4" w:color="E9ECEF"/>
+              <w:right w:val="single" w:sz="4" w:color="E9ECEF"/>
+            </w:tcBorders>
+          </w:tcPr>
+          <w:p>
+            <w:pPr>
+              <w:spacing w:before="40" w:after="40"/>
+            </w:pPr>
+            <w:r>
+              <w:rPr>
+                <w:rFonts w:ascii="Open Sans" w:hAnsi="Open Sans"/>
+                <w:b w:val="0"/>
+                <w:i w:val="0"/>
+                <w:color w:val="59595B"/>
+                <w:sz w:val="19"/>
+              </w:rPr>
+            </w:r>
+          </w:p>
+        </w:tc>
+        <w:tc>
+          <w:tcPr>
+            <w:tcW w:type="dxa" w:w="1080"/>
+            <w:shd w:val="clear" w:color="auto" w:fill="F8F9FA"/>
+            <w:tcBorders>
+              <w:top w:val="single" w:sz="4" w:color="E9ECEF"/>
+              <w:left w:val="single" w:sz="4" w:color="E9ECEF"/>
+              <w:bottom w:val="single" w:sz="4" w:color="E9ECEF"/>
+              <w:right w:val="single" w:sz="4" w:color="E9ECEF"/>
+            </w:tcBorders>
+          </w:tcPr>
+          <w:p>
+            <w:pPr>
+              <w:spacing w:before="40" w:after="40"/>
+            </w:pPr>
+            <w:r>
+              <w:rPr>
+                <w:rFonts w:ascii="Open Sans" w:hAnsi="Open Sans"/>
+                <w:b w:val="0"/>
+                <w:i w:val="0"/>
+                <w:color w:val="59595B"/>
+                <w:sz w:val="19"/>
+              </w:rPr>
+              <w:t>WAN2</w:t>
+            </w:r>
+          </w:p>
+        </w:tc>
+        <w:tc>
+          <w:tcPr>
+            <w:tcW w:type="dxa" w:w="936"/>
+            <w:shd w:val="clear" w:color="auto" w:fill="F8F9FA"/>
+            <w:tcBorders>
+              <w:top w:val="single" w:sz="4" w:color="E9ECEF"/>
+              <w:left w:val="single" w:sz="4" w:color="E9ECEF"/>
+              <w:bottom w:val="single" w:sz="4" w:color="E9ECEF"/>
+              <w:right w:val="single" w:sz="4" w:color="E9ECEF"/>
+            </w:tcBorders>
+          </w:tcPr>
+          <w:p>
+            <w:pPr>
+              <w:spacing w:before="40" w:after="40"/>
+            </w:pPr>
+            <w:r>
+              <w:rPr>
+                <w:rFonts w:ascii="Open Sans" w:hAnsi="Open Sans"/>
+                <w:b w:val="0"/>
+                <w:i w:val="0"/>
+                <w:color w:val="59595B"/>
+                <w:sz w:val="19"/>
+              </w:rPr>
+              <w:t>Static</w:t>
+            </w:r>
+          </w:p>
+        </w:tc>
+        <w:tc>
+          <w:tcPr>
+            <w:tcW w:type="dxa" w:w="1728"/>
+            <w:shd w:val="clear" w:color="auto" w:fill="F8F9FA"/>
+            <w:tcBorders>
+              <w:top w:val="single" w:sz="4" w:color="E9ECEF"/>
+              <w:left w:val="single" w:sz="4" w:color="E9ECEF"/>
+              <w:bottom w:val="single" w:sz="4" w:color="E9ECEF"/>
+              <w:right w:val="single" w:sz="4" w:color="E9ECEF"/>
+            </w:tcBorders>
+          </w:tcPr>
+          <w:p>
+            <w:pPr>
+              <w:spacing w:before="40" w:after="40"/>
+            </w:pPr>
+            <w:r>
+              <w:rPr>
+                <w:rFonts w:ascii="Open Sans" w:hAnsi="Open Sans"/>
+                <w:b w:val="0"/>
+                <w:i w:val="0"/>
+                <w:color w:val="59595B"/>
+                <w:sz w:val="19"/>
+              </w:rPr>
+              <w:t>99.50.93.145/29 (not connected)</w:t>
+            </w:r>
+          </w:p>
+        </w:tc>
+        <w:tc>
+          <w:tcPr>
+            <w:tcW w:type="dxa" w:w="1584"/>
+            <w:shd w:val="clear" w:color="auto" w:fill="F8F9FA"/>
+            <w:tcBorders>
+              <w:top w:val="single" w:sz="4" w:color="E9ECEF"/>
+              <w:left w:val="single" w:sz="4" w:color="E9ECEF"/>
+              <w:bottom w:val="single" w:sz="4" w:color="E9ECEF"/>
+              <w:right w:val="single" w:sz="4" w:color="E9ECEF"/>
+            </w:tcBorders>
+          </w:tcPr>
+          <w:p>
+            <w:pPr>
+              <w:spacing w:before="40" w:after="40"/>
+            </w:pPr>
+            <w:r>
+              <w:rPr>
+                <w:rFonts w:ascii="Open Sans" w:hAnsi="Open Sans"/>
+                <w:b w:val="0"/>
+                <w:i w:val="0"/>
+                <w:color w:val="59595B"/>
+                <w:sz w:val="19"/>
+              </w:rPr>
+              <w:t>99.50.93.150</w:t>
+            </w:r>
+          </w:p>
+        </w:tc>
+        <w:tc>
+          <w:tcPr>
+            <w:tcW w:type="dxa" w:w="1008"/>
+            <w:shd w:val="clear" w:color="auto" w:fill="F8F9FA"/>
+            <w:tcBorders>
+              <w:top w:val="single" w:sz="4" w:color="E9ECEF"/>
+              <w:left w:val="single" w:sz="4" w:color="E9ECEF"/>
+              <w:bottom w:val="single" w:sz="4" w:color="E9ECEF"/>
+              <w:right w:val="single" w:sz="4" w:color="E9ECEF"/>
+            </w:tcBorders>
+          </w:tcPr>
+          <w:p>
+            <w:pPr>
+              <w:spacing w:before="40" w:after="40"/>
+            </w:pPr>
+            <w:r>
+              <w:rPr>
+                <w:rFonts w:ascii="Open Sans" w:hAnsi="Open Sans"/>
+                <w:b w:val="0"/>
+                <w:i w:val="0"/>
+                <w:color w:val="59595B"/>
+                <w:sz w:val="19"/>
+              </w:rPr>
+              <w:t>8.8.8.8 / 8.8.4.4</w:t>
+            </w:r>
+          </w:p>
+        </w:tc>
+      </w:tr>
+      <w:tr>
+        <w:tc>
+          <w:tcPr>
+            <w:tcW w:type="dxa" w:w="1728"/>
+            <w:tcBorders>
+              <w:top w:val="single" w:sz="4" w:color="E9ECEF"/>
+              <w:left w:val="single" w:sz="4" w:color="E9ECEF"/>
+              <w:bottom w:val="single" w:sz="4" w:color="E9ECEF"/>
+              <w:right w:val="single" w:sz="4" w:color="E9ECEF"/>
+            </w:tcBorders>
+          </w:tcPr>
+          <w:p>
+            <w:pPr>
+              <w:spacing w:before="40" w:after="40"/>
+            </w:pPr>
+            <w:r>
+              <w:rPr>
+                <w:rFonts w:ascii="Open Sans" w:hAnsi="Open Sans"/>
+                <w:b w:val="0"/>
+                <w:i w:val="0"/>
+                <w:color w:val="59595B"/>
+                <w:sz w:val="19"/>
+              </w:rPr>
+              <w:t>TE-LAB-FW-01 (Spare)</w:t>
+            </w:r>
+          </w:p>
+        </w:tc>
+        <w:tc>
+          <w:tcPr>
+            <w:tcW w:type="dxa" w:w="1296"/>
+            <w:tcBorders>
+              <w:top w:val="single" w:sz="4" w:color="E9ECEF"/>
+              <w:left w:val="single" w:sz="4" w:color="E9ECEF"/>
+              <w:bottom w:val="single" w:sz="4" w:color="E9ECEF"/>
+              <w:right w:val="single" w:sz="4" w:color="E9ECEF"/>
+            </w:tcBorders>
+          </w:tcPr>
+          <w:p>
+            <w:pPr>
+              <w:spacing w:before="40" w:after="40"/>
+            </w:pPr>
+            <w:r>
+              <w:rPr>
+                <w:rFonts w:ascii="Open Sans" w:hAnsi="Open Sans"/>
+                <w:b w:val="0"/>
+                <w:i w:val="0"/>
+                <w:color w:val="59595B"/>
+                <w:sz w:val="19"/>
+              </w:rPr>
+              <w:t>03-Technijian LV</w:t>
+            </w:r>
+          </w:p>
+        </w:tc>
+        <w:tc>
+          <w:tcPr>
+            <w:tcW w:type="dxa" w:w="1080"/>
+            <w:tcBorders>
+              <w:top w:val="single" w:sz="4" w:color="E9ECEF"/>
+              <w:left w:val="single" w:sz="4" w:color="E9ECEF"/>
+              <w:bottom w:val="single" w:sz="4" w:color="E9ECEF"/>
+              <w:right w:val="single" w:sz="4" w:color="E9ECEF"/>
+            </w:tcBorders>
+          </w:tcPr>
+          <w:p>
+            <w:pPr>
+              <w:spacing w:before="40" w:after="40"/>
+            </w:pPr>
+            <w:r>
+              <w:rPr>
+                <w:rFonts w:ascii="Open Sans" w:hAnsi="Open Sans"/>
+                <w:b w:val="0"/>
+                <w:i w:val="0"/>
+                <w:color w:val="59595B"/>
+                <w:sz w:val="19"/>
+              </w:rPr>
+              <w:t>WAN1</w:t>
+            </w:r>
+          </w:p>
+        </w:tc>
+        <w:tc>
+          <w:tcPr>
+            <w:tcW w:type="dxa" w:w="936"/>
+            <w:tcBorders>
+              <w:top w:val="single" w:sz="4" w:color="E9ECEF"/>
+              <w:left w:val="single" w:sz="4" w:color="E9ECEF"/>
+              <w:bottom w:val="single" w:sz="4" w:color="E9ECEF"/>
+              <w:right w:val="single" w:sz="4" w:color="E9ECEF"/>
+            </w:tcBorders>
+          </w:tcPr>
+          <w:p>
+            <w:pPr>
+              <w:spacing w:before="40" w:after="40"/>
+            </w:pPr>
+            <w:r>
+              <w:rPr>
+                <w:rFonts w:ascii="Open Sans" w:hAnsi="Open Sans"/>
+                <w:b w:val="0"/>
+                <w:i w:val="0"/>
+                <w:color w:val="59595B"/>
+                <w:sz w:val="19"/>
+              </w:rPr>
+              <w:t>Static</w:t>
+            </w:r>
+          </w:p>
+        </w:tc>
+        <w:tc>
+          <w:tcPr>
+            <w:tcW w:type="dxa" w:w="1728"/>
+            <w:tcBorders>
+              <w:top w:val="single" w:sz="4" w:color="E9ECEF"/>
+              <w:left w:val="single" w:sz="4" w:color="E9ECEF"/>
+              <w:bottom w:val="single" w:sz="4" w:color="E9ECEF"/>
+              <w:right w:val="single" w:sz="4" w:color="E9ECEF"/>
+            </w:tcBorders>
+          </w:tcPr>
+          <w:p>
+            <w:pPr>
+              <w:spacing w:before="40" w:after="40"/>
+            </w:pPr>
+            <w:r>
+              <w:rPr>
+                <w:rFonts w:ascii="Open Sans" w:hAnsi="Open Sans"/>
+                <w:b w:val="0"/>
+                <w:i w:val="0"/>
+                <w:color w:val="59595B"/>
+                <w:sz w:val="19"/>
+              </w:rPr>
+              <w:t>10.120.50.253/24 (not connected)</w:t>
+            </w:r>
+          </w:p>
+        </w:tc>
+        <w:tc>
+          <w:tcPr>
+            <w:tcW w:type="dxa" w:w="1584"/>
+            <w:tcBorders>
+              <w:top w:val="single" w:sz="4" w:color="E9ECEF"/>
+              <w:left w:val="single" w:sz="4" w:color="E9ECEF"/>
+              <w:bottom w:val="single" w:sz="4" w:color="E9ECEF"/>
+              <w:right w:val="single" w:sz="4" w:color="E9ECEF"/>
+            </w:tcBorders>
+          </w:tcPr>
+          <w:p>
+            <w:pPr>
+              <w:spacing w:before="40" w:after="40"/>
+            </w:pPr>
+            <w:r>
+              <w:rPr>
+                <w:rFonts w:ascii="Open Sans" w:hAnsi="Open Sans"/>
+                <w:b w:val="0"/>
+                <w:i w:val="0"/>
+                <w:color w:val="59595B"/>
+                <w:sz w:val="19"/>
+              </w:rPr>
+              <w:t>10.120.50.1</w:t>
+            </w:r>
+          </w:p>
+        </w:tc>
+        <w:tc>
+          <w:tcPr>
+            <w:tcW w:type="dxa" w:w="1008"/>
+            <w:tcBorders>
+              <w:top w:val="single" w:sz="4" w:color="E9ECEF"/>
+              <w:left w:val="single" w:sz="4" w:color="E9ECEF"/>
+              <w:bottom w:val="single" w:sz="4" w:color="E9ECEF"/>
+              <w:right w:val="single" w:sz="4" w:color="E9ECEF"/>
+            </w:tcBorders>
+          </w:tcPr>
+          <w:p>
+            <w:pPr>
+              <w:spacing w:before="40" w:after="40"/>
+            </w:pPr>
+            <w:r>
+              <w:rPr>
+                <w:rFonts w:ascii="Open Sans" w:hAnsi="Open Sans"/>
+                <w:b w:val="0"/>
+                <w:i w:val="0"/>
+                <w:color w:val="59595B"/>
+                <w:sz w:val="19"/>
+              </w:rPr>
+              <w:t>8.8.8.8 / 4.2.2.4</w:t>
+            </w:r>
+          </w:p>
+        </w:tc>
+      </w:tr>
+      <w:tr>
+        <w:tc>
+          <w:tcPr>
+            <w:tcW w:type="dxa" w:w="1728"/>
+            <w:shd w:val="clear" w:color="auto" w:fill="F8F9FA"/>
+            <w:tcBorders>
+              <w:top w:val="single" w:sz="4" w:color="E9ECEF"/>
+              <w:left w:val="single" w:sz="4" w:color="E9ECEF"/>
+              <w:bottom w:val="single" w:sz="4" w:color="E9ECEF"/>
+              <w:right w:val="single" w:sz="4" w:color="E9ECEF"/>
+            </w:tcBorders>
+          </w:tcPr>
+          <w:p>
+            <w:pPr>
+              <w:spacing w:before="40" w:after="40"/>
+            </w:pPr>
+            <w:r>
+              <w:rPr>
+                <w:rFonts w:ascii="Open Sans" w:hAnsi="Open Sans"/>
+                <w:b w:val="0"/>
+                <w:i w:val="0"/>
+                <w:color w:val="59595B"/>
+                <w:sz w:val="19"/>
+              </w:rPr>
+              <w:t>TE-LV-FW-01 (Primary)</w:t>
+            </w:r>
+          </w:p>
+        </w:tc>
+        <w:tc>
+          <w:tcPr>
+            <w:tcW w:type="dxa" w:w="1296"/>
+            <w:shd w:val="clear" w:color="auto" w:fill="F8F9FA"/>
+            <w:tcBorders>
+              <w:top w:val="single" w:sz="4" w:color="E9ECEF"/>
+              <w:left w:val="single" w:sz="4" w:color="E9ECEF"/>
+              <w:bottom w:val="single" w:sz="4" w:color="E9ECEF"/>
+              <w:right w:val="single" w:sz="4" w:color="E9ECEF"/>
+            </w:tcBorders>
+          </w:tcPr>
+          <w:p>
+            <w:pPr>
+              <w:spacing w:before="40" w:after="40"/>
+            </w:pPr>
+            <w:r>
+              <w:rPr>
+                <w:rFonts w:ascii="Open Sans" w:hAnsi="Open Sans"/>
+                <w:b w:val="0"/>
+                <w:i w:val="0"/>
+                <w:color w:val="59595B"/>
+                <w:sz w:val="19"/>
+              </w:rPr>
+              <w:t>03-Technijian LV</w:t>
+            </w:r>
+          </w:p>
+        </w:tc>
+        <w:tc>
+          <w:tcPr>
+            <w:tcW w:type="dxa" w:w="1080"/>
+            <w:shd w:val="clear" w:color="auto" w:fill="F8F9FA"/>
+            <w:tcBorders>
+              <w:top w:val="single" w:sz="4" w:color="E9ECEF"/>
+              <w:left w:val="single" w:sz="4" w:color="E9ECEF"/>
+              <w:bottom w:val="single" w:sz="4" w:color="E9ECEF"/>
+              <w:right w:val="single" w:sz="4" w:color="E9ECEF"/>
+            </w:tcBorders>
+          </w:tcPr>
+          <w:p>
+            <w:pPr>
+              <w:spacing w:before="40" w:after="40"/>
+            </w:pPr>
+            <w:r>
+              <w:rPr>
+                <w:rFonts w:ascii="Open Sans" w:hAnsi="Open Sans"/>
+                <w:b w:val="0"/>
+                <w:i w:val="0"/>
+                <w:color w:val="59595B"/>
+                <w:sz w:val="19"/>
+              </w:rPr>
+              <w:t>WAN1</w:t>
+            </w:r>
+          </w:p>
+        </w:tc>
+        <w:tc>
+          <w:tcPr>
+            <w:tcW w:type="dxa" w:w="936"/>
+            <w:shd w:val="clear" w:color="auto" w:fill="F8F9FA"/>
+            <w:tcBorders>
+              <w:top w:val="single" w:sz="4" w:color="E9ECEF"/>
+              <w:left w:val="single" w:sz="4" w:color="E9ECEF"/>
+              <w:bottom w:val="single" w:sz="4" w:color="E9ECEF"/>
+              <w:right w:val="single" w:sz="4" w:color="E9ECEF"/>
+            </w:tcBorders>
+          </w:tcPr>
+          <w:p>
+            <w:pPr>
+              <w:spacing w:before="40" w:after="40"/>
+            </w:pPr>
+            <w:r>
+              <w:rPr>
+                <w:rFonts w:ascii="Open Sans" w:hAnsi="Open Sans"/>
+                <w:b w:val="0"/>
+                <w:i w:val="0"/>
+                <w:color w:val="59595B"/>
+                <w:sz w:val="19"/>
+              </w:rPr>
+              <w:t>Static</w:t>
+            </w:r>
+          </w:p>
+        </w:tc>
+        <w:tc>
+          <w:tcPr>
+            <w:tcW w:type="dxa" w:w="1728"/>
+            <w:shd w:val="clear" w:color="auto" w:fill="F8F9FA"/>
+            <w:tcBorders>
+              <w:top w:val="single" w:sz="4" w:color="E9ECEF"/>
+              <w:left w:val="single" w:sz="4" w:color="E9ECEF"/>
+              <w:bottom w:val="single" w:sz="4" w:color="E9ECEF"/>
+              <w:right w:val="single" w:sz="4" w:color="E9ECEF"/>
+            </w:tcBorders>
+          </w:tcPr>
+          <w:p>
+            <w:pPr>
+              <w:spacing w:before="40" w:after="40"/>
+            </w:pPr>
+            <w:r>
+              <w:rPr>
+                <w:rFonts w:ascii="Open Sans" w:hAnsi="Open Sans"/>
+                <w:b w:val="0"/>
+                <w:i w:val="0"/>
+                <w:color w:val="59595B"/>
+                <w:sz w:val="19"/>
+              </w:rPr>
+              <w:t>10.120.50.252/24 (not connected)</w:t>
+            </w:r>
+          </w:p>
+        </w:tc>
+        <w:tc>
+          <w:tcPr>
+            <w:tcW w:type="dxa" w:w="1584"/>
+            <w:shd w:val="clear" w:color="auto" w:fill="F8F9FA"/>
+            <w:tcBorders>
+              <w:top w:val="single" w:sz="4" w:color="E9ECEF"/>
+              <w:left w:val="single" w:sz="4" w:color="E9ECEF"/>
+              <w:bottom w:val="single" w:sz="4" w:color="E9ECEF"/>
+              <w:right w:val="single" w:sz="4" w:color="E9ECEF"/>
+            </w:tcBorders>
+          </w:tcPr>
+          <w:p>
+            <w:pPr>
+              <w:spacing w:before="40" w:after="40"/>
+            </w:pPr>
+            <w:r>
+              <w:rPr>
+                <w:rFonts w:ascii="Open Sans" w:hAnsi="Open Sans"/>
+                <w:b w:val="0"/>
+                <w:i w:val="0"/>
+                <w:color w:val="59595B"/>
+                <w:sz w:val="19"/>
+              </w:rPr>
+              <w:t>10.120.50.1</w:t>
+            </w:r>
+          </w:p>
+        </w:tc>
+        <w:tc>
+          <w:tcPr>
+            <w:tcW w:type="dxa" w:w="1008"/>
+            <w:shd w:val="clear" w:color="auto" w:fill="F8F9FA"/>
+            <w:tcBorders>
+              <w:top w:val="single" w:sz="4" w:color="E9ECEF"/>
+              <w:left w:val="single" w:sz="4" w:color="E9ECEF"/>
+              <w:bottom w:val="single" w:sz="4" w:color="E9ECEF"/>
+              <w:right w:val="single" w:sz="4" w:color="E9ECEF"/>
+            </w:tcBorders>
+          </w:tcPr>
+          <w:p>
+            <w:pPr>
+              <w:spacing w:before="40" w:after="40"/>
+            </w:pPr>
+            <w:r>
+              <w:rPr>
+                <w:rFonts w:ascii="Open Sans" w:hAnsi="Open Sans"/>
+                <w:b w:val="0"/>
+                <w:i w:val="0"/>
+                <w:color w:val="59595B"/>
+                <w:sz w:val="19"/>
+              </w:rPr>
+              <w:t>4.2.2.4 / 8.8.8.8</w:t>
+            </w:r>
+          </w:p>
+        </w:tc>
+      </w:tr>
+    </w:tbl>
     <w:p>
       <w:pPr>
         <w:spacing w:after="160"/>
@@ -22232,7 +23577,7 @@
           <w:color w:val="59595B"/>
           <w:sz w:val="22"/>
         </w:rPr>
-        <w:t>Report generated 2026-04-30 09:21 for client code 'technijian'. Configuration snapshot taken 2026-04-30T16:21:00Z.</w:t>
+        <w:t>Report generated 2026-04-30 09:58 for client code 'technijian'. Configuration snapshot taken 2026-04-30T16:54:18Z.</w:t>
       </w:r>
     </w:p>
     <w:p>

--- a/clients/technijian/meraki/reports/Technijian Inc - Meraki Monthly Activity - 2026-02.docx
+++ b/clients/technijian/meraki/reports/Technijian Inc - Meraki Monthly Activity - 2026-02.docx
@@ -23577,7 +23577,7 @@
           <w:color w:val="59595B"/>
           <w:sz w:val="22"/>
         </w:rPr>
-        <w:t>Report generated 2026-04-30 09:58 for client code 'technijian'. Configuration snapshot taken 2026-04-30T16:54:18Z.</w:t>
+        <w:t>Report generated 2026-05-02 18:14 for client code 'technijian'. Configuration snapshot taken 2026-04-30T16:54:18Z.</w:t>
       </w:r>
     </w:p>
     <w:p>
@@ -23592,7 +23592,7 @@
           <w:color w:val="59595B"/>
           <w:sz w:val="22"/>
         </w:rPr>
-        <w:t>For questions about any item in this report, or to request a different reporting cadence, contact your Technijian account manager or open a ticket via the Client Portal.</w:t>
+        <w:t>For questions about any item in this report, or to request a different reporting cadence, email support@technijian.com.</w:t>
       </w:r>
     </w:p>
     <w:sectPr>

--- a/clients/technijian/meraki/reports/Technijian Inc - Meraki Monthly Activity - 2026-02.docx
+++ b/clients/technijian/meraki/reports/Technijian Inc - Meraki Monthly Activity - 2026-02.docx
@@ -23358,6 +23358,77 @@
                 <w:color w:val="006DB6"/>
                 <w:sz w:val="28"/>
               </w:rPr>
+              <w:t xml:space="preserve">  Industry News &amp; Vendor Innovations</w:t>
+            </w:r>
+          </w:p>
+        </w:tc>
+      </w:tr>
+    </w:tbl>
+    <w:p>
+      <w:pPr>
+        <w:spacing w:after="160"/>
+      </w:pPr>
+      <w:r>
+        <w:rPr>
+          <w:rFonts w:ascii="Open Sans" w:hAnsi="Open Sans"/>
+          <w:b w:val="0"/>
+          <w:i w:val="0"/>
+          <w:color w:val="59595B"/>
+          <w:sz w:val="22"/>
+        </w:rPr>
+        <w:t>Cisco Meraki announced no major platform changes this month. Routine detection-content updates and sensor improvements continued to roll out automatically. Technijian tracks Cisco Meraki's release notes monthly so future updates land in this section as they're published.</w:t>
+      </w:r>
+    </w:p>
+    <w:tbl>
+      <w:tblPr>
+        <w:tblW w:type="auto" w:w="0"/>
+        <w:tblLayout w:type="fixed"/>
+        <w:tblLook w:firstColumn="1" w:firstRow="1" w:lastColumn="0" w:lastRow="0" w:noHBand="0" w:noVBand="1" w:val="04A0"/>
+      </w:tblPr>
+      <w:tblGrid>
+        <w:gridCol w:w="94"/>
+        <w:gridCol w:w="8976"/>
+      </w:tblGrid>
+      <w:tr>
+        <w:tc>
+          <w:tcPr>
+            <w:tcW w:type="dxa" w:w="94"/>
+            <w:shd w:val="clear" w:color="auto" w:fill="006DB6"/>
+            <w:tcBorders>
+              <w:top w:val="nil"/>
+              <w:left w:val="nil"/>
+              <w:bottom w:val="nil"/>
+              <w:right w:val="nil"/>
+              <w:insideH w:val="nil"/>
+              <w:insideV w:val="nil"/>
+            </w:tcBorders>
+          </w:tcPr>
+          <w:p/>
+        </w:tc>
+        <w:tc>
+          <w:tcPr>
+            <w:tcW w:type="dxa" w:w="8976"/>
+            <w:tcBorders>
+              <w:top w:val="nil"/>
+              <w:left w:val="nil"/>
+              <w:bottom w:val="nil"/>
+              <w:right w:val="nil"/>
+              <w:insideH w:val="nil"/>
+              <w:insideV w:val="nil"/>
+            </w:tcBorders>
+          </w:tcPr>
+          <w:p>
+            <w:pPr>
+              <w:spacing w:before="80" w:after="80"/>
+            </w:pPr>
+            <w:r>
+              <w:rPr>
+                <w:rFonts w:ascii="Open Sans" w:hAnsi="Open Sans"/>
+                <w:b/>
+                <w:i w:val="0"/>
+                <w:color w:val="006DB6"/>
+                <w:sz w:val="28"/>
+              </w:rPr>
               <w:t xml:space="preserve">  Recommendations</w:t>
             </w:r>
           </w:p>
@@ -23577,7 +23648,7 @@
           <w:color w:val="59595B"/>
           <w:sz w:val="22"/>
         </w:rPr>
-        <w:t>Report generated 2026-05-02 18:14 for client code 'technijian'. Configuration snapshot taken 2026-04-30T16:54:18Z.</w:t>
+        <w:t>Report generated 2026-05-02 19:10 for client code 'technijian'. Configuration snapshot taken 2026-04-30T16:54:18Z.</w:t>
       </w:r>
     </w:p>
     <w:p>

--- a/clients/technijian/meraki/reports/Technijian Inc - Meraki Monthly Activity - 2026-02.docx
+++ b/clients/technijian/meraki/reports/Technijian Inc - Meraki Monthly Activity - 2026-02.docx
@@ -23648,7 +23648,7 @@
           <w:color w:val="59595B"/>
           <w:sz w:val="22"/>
         </w:rPr>
-        <w:t>Report generated 2026-05-02 19:10 for client code 'technijian'. Configuration snapshot taken 2026-04-30T16:54:18Z.</w:t>
+        <w:t>Report generated 2026-05-02 20:00 for client code 'technijian'. Configuration snapshot taken 2026-04-30T16:54:18Z.</w:t>
       </w:r>
     </w:p>
     <w:p>
